--- a/Physics/labs/1.01/отчет.docx
+++ b/Physics/labs/1.01/отчет.docx
@@ -991,7 +991,7 @@
                     <a:blip r:embed="rId14" cstate="print">
                       <a:extLst>
                         <a:ext uri="{28A0092B-C50C-407E-A947-70E740481C1C}">
-                          <a14:useLocalDpi xmlns="" xmlns:wpc="http://schemas.microsoft.com/office/word/2010/wordprocessingCanvas" xmlns:cx="http://schemas.microsoft.com/office/drawing/2014/chartex" xmlns:cx1="http://schemas.microsoft.com/office/drawing/2015/9/8/chartex" xmlns:cx2="http://schemas.microsoft.com/office/drawing/2015/10/21/chartex" xmlns:cx3="http://schemas.microsoft.com/office/drawing/2016/5/9/chartex" xmlns:cx4="http://schemas.microsoft.com/office/drawing/2016/5/10/chartex" xmlns:cx5="http://schemas.microsoft.com/office/drawing/2016/5/11/chartex" xmlns:cx6="http://schemas.microsoft.com/office/drawing/2016/5/12/chartex" xmlns:cx7="http://schemas.microsoft.com/office/drawing/2016/5/13/chartex" xmlns:cx8="http://schemas.microsoft.com/office/drawing/2016/5/14/chartex" xmlns:mc="http://schemas.openxmlformats.org/markup-compatibility/2006" xmlns:aink="http://schemas.microsoft.com/office/drawing/2016/ink" xmlns:am3d="http://schemas.microsoft.com/office/drawing/2017/model3d" xmlns:o="urn:schemas-microsoft-com:office:office" xmlns:v="urn:schemas-microsoft-com:vml" xmlns:wp14="http://schemas.microsoft.com/office/word/2010/wordprocessingDrawing" xmlns:w10="urn:schemas-microsoft-com:office:word" xmlns:w="http://schemas.openxmlformats.org/wordprocessingml/2006/main" xmlns:w14="http://schemas.microsoft.com/office/word/2010/wordml" xmlns:w15="http://schemas.microsoft.com/office/word/2012/wordml" xmlns:w16cex="http://schemas.microsoft.com/office/word/2018/wordml/cex" xmlns:w16cid="http://schemas.microsoft.com/office/word/2016/wordml/cid" xmlns:w16="http://schemas.microsoft.com/office/word/2018/wordml" xmlns:w16sdtdh="http://schemas.microsoft.com/office/word/2020/wordml/sdtdatahash" xmlns:w16se="http://schemas.microsoft.com/office/word/2015/wordml/symex" xmlns:wpg="http://schemas.microsoft.com/office/word/2010/wordprocessingGroup" xmlns:wpi="http://schemas.microsoft.com/office/word/2010/wordprocessingInk" xmlns:wps="http://schemas.microsoft.com/office/word/2010/wordprocessingShape" xmlns:a14="http://schemas.microsoft.com/office/drawing/2010/main" val="0"/>
+                          <a14:useLocalDpi xmlns:a14="http://schemas.microsoft.com/office/drawing/2010/main" xmlns:wps="http://schemas.microsoft.com/office/word/2010/wordprocessingShape" xmlns:wpi="http://schemas.microsoft.com/office/word/2010/wordprocessingInk" xmlns:wpg="http://schemas.microsoft.com/office/word/2010/wordprocessingGroup" xmlns:w16se="http://schemas.microsoft.com/office/word/2015/wordml/symex" xmlns:w16sdtdh="http://schemas.microsoft.com/office/word/2020/wordml/sdtdatahash" xmlns:w16="http://schemas.microsoft.com/office/word/2018/wordml" xmlns:w16cid="http://schemas.microsoft.com/office/word/2016/wordml/cid" xmlns:w16cex="http://schemas.microsoft.com/office/word/2018/wordml/cex" xmlns:w15="http://schemas.microsoft.com/office/word/2012/wordml" xmlns:w14="http://schemas.microsoft.com/office/word/2010/wordml" xmlns:w="http://schemas.openxmlformats.org/wordprocessingml/2006/main" xmlns:w10="urn:schemas-microsoft-com:office:word" xmlns:wp14="http://schemas.microsoft.com/office/word/2010/wordprocessingDrawing" xmlns:v="urn:schemas-microsoft-com:vml" xmlns:o="urn:schemas-microsoft-com:office:office" xmlns:am3d="http://schemas.microsoft.com/office/drawing/2017/model3d" xmlns:aink="http://schemas.microsoft.com/office/drawing/2016/ink" xmlns:mc="http://schemas.openxmlformats.org/markup-compatibility/2006" xmlns:cx8="http://schemas.microsoft.com/office/drawing/2016/5/14/chartex" xmlns:cx7="http://schemas.microsoft.com/office/drawing/2016/5/13/chartex" xmlns:cx6="http://schemas.microsoft.com/office/drawing/2016/5/12/chartex" xmlns:cx5="http://schemas.microsoft.com/office/drawing/2016/5/11/chartex" xmlns:cx4="http://schemas.microsoft.com/office/drawing/2016/5/10/chartex" xmlns:cx3="http://schemas.microsoft.com/office/drawing/2016/5/9/chartex" xmlns:cx2="http://schemas.microsoft.com/office/drawing/2015/10/21/chartex" xmlns:cx1="http://schemas.microsoft.com/office/drawing/2015/9/8/chartex" xmlns:cx="http://schemas.microsoft.com/office/drawing/2014/chartex" xmlns:wpc="http://schemas.microsoft.com/office/word/2010/wordprocessingCanvas" xmlns="" val="0"/>
                         </a:ext>
                       </a:extLst>
                     </a:blip>
@@ -1394,6 +1394,14 @@
                 <w:sz w:val="22"/>
                 <w:szCs w:val="22"/>
                 <w:lang w:val="en-US"/>
+              </w:rPr>
+              <w:t>0</w:t>
+            </w:r>
+            <w:r>
+              <w:rPr>
+                <w:i/>
+                <w:sz w:val="22"/>
+                <w:szCs w:val="22"/>
               </w:rPr>
               <w:t>0</w:t>
             </w:r>
@@ -10591,7 +10599,7 @@
                     <w:rPr>
                       <w:rFonts w:ascii="Cambria Math" w:hAnsi="Cambria Math"/>
                     </w:rPr>
-                    <m:t>0,</m:t>
+                    <m:t>0,0</m:t>
                   </m:r>
                   <m:r>
                     <w:rPr>
@@ -10621,13 +10629,7 @@
             <w:rPr>
               <w:rFonts w:ascii="Cambria Math" w:hAnsi="Cambria Math"/>
             </w:rPr>
-            <m:t>=0,</m:t>
-          </m:r>
-          <m:r>
-            <w:rPr>
-              <w:rFonts w:ascii="Cambria Math" w:hAnsi="Cambria Math"/>
-            </w:rPr>
-            <m:t>04</m:t>
+            <m:t>=0,03</m:t>
           </m:r>
           <m:r>
             <w:rPr>
@@ -10782,7 +10784,7 @@
                   <w:rFonts w:ascii="Cambria Math" w:hAnsi="Cambria Math"/>
                   <w:lang w:val="en-US"/>
                 </w:rPr>
-                <m:t>0,04</m:t>
+                <m:t>0,03</m:t>
               </m:r>
             </m:num>
             <m:den>
@@ -10800,7 +10802,7 @@
               <w:rFonts w:ascii="Cambria Math" w:hAnsi="Cambria Math"/>
               <w:lang w:val="en-US"/>
             </w:rPr>
-            <m:t>100%≈0,8</m:t>
+            <m:t>100%≈0,6</m:t>
           </m:r>
           <m:r>
             <w:rPr>
@@ -10932,7 +10934,21 @@
               <w:rFonts w:ascii="Cambria Math" w:hAnsi="Cambria Math"/>
               <w:lang w:val="en-US"/>
             </w:rPr>
-            <m:t>ε=7%</m:t>
+            <m:t>ε</m:t>
+          </m:r>
+          <m:r>
+            <w:rPr>
+              <w:rFonts w:ascii="Cambria Math" w:hAnsi="Cambria Math"/>
+              <w:lang w:val="en-US"/>
+            </w:rPr>
+            <m:t>=0,6</m:t>
+          </m:r>
+          <m:r>
+            <w:rPr>
+              <w:rFonts w:ascii="Cambria Math" w:hAnsi="Cambria Math"/>
+              <w:lang w:val="en-US"/>
+            </w:rPr>
+            <m:t>%</m:t>
           </m:r>
         </m:oMath>
       </m:oMathPara>
@@ -11024,18 +11040,12 @@
         <w:t>3</w:t>
       </w:r>
       <w:r>
-        <w:rPr>
-          <w:lang w:val="en-US"/>
-        </w:rPr>
         <w:t>,</w:t>
       </w:r>
       <w:r>
         <w:t>5</w:t>
       </w:r>
       <w:r>
-        <w:rPr>
-          <w:lang w:val="en-US"/>
-        </w:rPr>
         <w:t xml:space="preserve">62 </w:t>
       </w:r>
       <w:r>
@@ -11717,7 +11727,7 @@
                         <a:blip r:embed="rId1">
                           <a:extLst>
                             <a:ext uri="{28A0092B-C50C-407E-A947-70E740481C1C}">
-                              <a14:useLocalDpi xmlns:a14="http://schemas.microsoft.com/office/drawing/2010/main" xmlns:wps="http://schemas.microsoft.com/office/word/2010/wordprocessingShape" xmlns:wpi="http://schemas.microsoft.com/office/word/2010/wordprocessingInk" xmlns:wpg="http://schemas.microsoft.com/office/word/2010/wordprocessingGroup" xmlns:w16se="http://schemas.microsoft.com/office/word/2015/wordml/symex" xmlns:w15="http://schemas.microsoft.com/office/word/2012/wordml" xmlns:w14="http://schemas.microsoft.com/office/word/2010/wordml" xmlns:w="http://schemas.openxmlformats.org/wordprocessingml/2006/main" xmlns:w10="urn:schemas-microsoft-com:office:word" xmlns:wp14="http://schemas.microsoft.com/office/word/2010/wordprocessingDrawing" xmlns:v="urn:schemas-microsoft-com:vml" xmlns:o="urn:schemas-microsoft-com:office:office" xmlns:mc="http://schemas.openxmlformats.org/markup-compatibility/2006" xmlns:cx="http://schemas.microsoft.com/office/drawing/2014/chartex" xmlns:wpc="http://schemas.microsoft.com/office/word/2010/wordprocessingCanvas" xmlns="" val="0"/>
+                              <a14:useLocalDpi xmlns="" xmlns:wpc="http://schemas.microsoft.com/office/word/2010/wordprocessingCanvas" xmlns:cx="http://schemas.microsoft.com/office/drawing/2014/chartex" xmlns:mc="http://schemas.openxmlformats.org/markup-compatibility/2006" xmlns:o="urn:schemas-microsoft-com:office:office" xmlns:v="urn:schemas-microsoft-com:vml" xmlns:wp14="http://schemas.microsoft.com/office/word/2010/wordprocessingDrawing" xmlns:w10="urn:schemas-microsoft-com:office:word" xmlns:w="http://schemas.openxmlformats.org/wordprocessingml/2006/main" xmlns:w14="http://schemas.microsoft.com/office/word/2010/wordml" xmlns:w15="http://schemas.microsoft.com/office/word/2012/wordml" xmlns:w16se="http://schemas.microsoft.com/office/word/2015/wordml/symex" xmlns:wpg="http://schemas.microsoft.com/office/word/2010/wordprocessingGroup" xmlns:wpi="http://schemas.microsoft.com/office/word/2010/wordprocessingInk" xmlns:wps="http://schemas.microsoft.com/office/word/2010/wordprocessingShape" xmlns:a14="http://schemas.microsoft.com/office/drawing/2010/main" val="0"/>
                             </a:ext>
                           </a:extLst>
                         </a:blip>
@@ -13095,7 +13105,7 @@
 </file>
 
 <file path=customXml/itemProps1.xml><?xml version="1.0" encoding="utf-8"?>
-<ds:datastoreItem xmlns:ds="http://schemas.openxmlformats.org/officeDocument/2006/customXml" ds:itemID="{5F281787-F930-45FD-A679-8808789E4B7B}">
+<ds:datastoreItem xmlns:ds="http://schemas.openxmlformats.org/officeDocument/2006/customXml" ds:itemID="{DA8F315A-FD3F-4CB9-9A01-0BCAB1AD2E5D}">
   <ds:schemaRefs>
     <ds:schemaRef ds:uri="http://schemas.openxmlformats.org/officeDocument/2006/bibliography"/>
   </ds:schemaRefs>
